--- a/WIP/CEP-bio.docx
+++ b/WIP/CEP-bio.docx
@@ -1,6 +1,6 @@
 
 <file path=word/document.xml><?xml version="1.0" encoding="utf-8"?>
-<w:document xmlns:o="urn:schemas-microsoft-com:office:office" xmlns:r="http://schemas.openxmlformats.org/officeDocument/2006/relationships" xmlns:v="urn:schemas-microsoft-com:vml" xmlns:w="http://schemas.openxmlformats.org/wordprocessingml/2006/main" xmlns:w10="urn:schemas-microsoft-com:office:word" xmlns:wp="http://schemas.openxmlformats.org/drawingml/2006/wordprocessingDrawing" xmlns:wps="http://schemas.microsoft.com/office/word/2010/wordprocessingShape" xmlns:wpg="http://schemas.microsoft.com/office/word/2010/wordprocessingGroup" xmlns:mc="http://schemas.openxmlformats.org/markup-compatibility/2006" xmlns:wp14="http://schemas.microsoft.com/office/word/2010/wordprocessingDrawing" xmlns:w14="http://schemas.microsoft.com/office/word/2010/wordml" xmlns:w15="http://schemas.microsoft.com/office/word/2012/wordml" mc:Ignorable="w14 wp14 w15">
+<w:document xmlns:o="urn:schemas-microsoft-com:office:office" xmlns:r="http://schemas.openxmlformats.org/officeDocument/2006/relationships" xmlns:v="urn:schemas-microsoft-com:vml" xmlns:w="http://schemas.openxmlformats.org/wordprocessingml/2006/main" xmlns:w10="urn:schemas-microsoft-com:office:word" xmlns:wp="http://schemas.openxmlformats.org/drawingml/2006/wordprocessingDrawing" xmlns:pic="http://schemas.openxmlformats.org/drawingml/2006/picture" xmlns:wps="http://schemas.microsoft.com/office/word/2010/wordprocessingShape" xmlns:wpg="http://schemas.microsoft.com/office/word/2010/wordprocessingGroup" xmlns:mc="http://schemas.openxmlformats.org/markup-compatibility/2006" xmlns:wp14="http://schemas.microsoft.com/office/word/2010/wordprocessingDrawing" xmlns:w14="http://schemas.microsoft.com/office/word/2010/wordml" xmlns:w15="http://schemas.microsoft.com/office/word/2012/wordml" mc:Ignorable="w14 wp14 w15">
   <w:body>
     <w:p>
       <w:pPr>
@@ -10,7 +10,7 @@
           <w:numId w:val="1"/>
         </w:numPr>
         <w:spacing w:before="240" w:after="120"/>
-        <w:ind w:hanging="0" w:start="0"/>
+        <w:ind w:hanging="0" w:left="0"/>
         <w:rPr/>
       </w:pPr>
       <w:r>
@@ -53,7 +53,6 @@
         <w:pStyle w:val="Normal"/>
         <w:rPr>
           <w:rFonts w:ascii="Liberation Sans Narrow" w:hAnsi="Liberation Sans Narrow"/>
-          <w:i/>
           <w:i/>
           <w:iCs/>
           <w:sz w:val="22"/>
@@ -86,7 +85,6 @@
         <w:rPr>
           <w:rFonts w:ascii="Liberation Serif" w:hAnsi="Liberation Serif"/>
           <w:i/>
-          <w:i/>
           <w:iCs/>
           <w:sz w:val="22"/>
           <w:szCs w:val="22"/>
@@ -108,7 +106,6 @@
         <w:rPr>
           <w:rFonts w:ascii="Liberation Serif" w:hAnsi="Liberation Serif"/>
           <w:i/>
-          <w:i/>
           <w:iCs/>
         </w:rPr>
       </w:pPr>
@@ -153,7 +150,6 @@
       <w:pPr>
         <w:pStyle w:val="Normal"/>
         <w:rPr>
-          <w:i/>
           <w:i/>
           <w:iCs/>
           <w:sz w:val="20"/>
@@ -175,7 +171,6 @@
         <w:pStyle w:val="Normal"/>
         <w:rPr>
           <w:i/>
-          <w:i/>
           <w:iCs/>
           <w:sz w:val="20"/>
           <w:szCs w:val="20"/>
@@ -225,7 +220,15 @@
       </w:r>
       <w:r>
         <w:rPr/>
-        <w:t xml:space="preserve"> century theatre, and remains an unparallelled source of basic information about some of its key players.  There are of course many other attempts to itemise the actors and actresses who formed such an important part of mid Victorian theatrical culture, but this one was unusual in three respects. </w:t>
+        <w:t xml:space="preserve"> century theatre, and remains an </w:t>
+      </w:r>
+      <w:r>
+        <w:rPr/>
+        <w:t>excellent</w:t>
+      </w:r>
+      <w:r>
+        <w:rPr/>
+        <w:t xml:space="preserve"> source of basic information about some of its key players.  There are of course many other attempts to itemise the actors and actresses who formed such an important part of mid Victorian theatrical culture, but this one was unusual in three respects. </w:t>
       </w:r>
     </w:p>
     <w:p>
@@ -365,7 +368,23 @@
       </w:r>
       <w:r>
         <w:rPr/>
-        <w:t xml:space="preserve"> Taken in the preceding year, the 1841 census shows a “Richd” Pascoe with wife Mary Ann, and  three sons : Wm Frederick age 5, Alfred Henry. age 4, and Robert James, age 2, all living in East Stonehouse, Devon. </w:t>
+        <w:t xml:space="preserve"> Taken </w:t>
+      </w:r>
+      <w:r>
+        <w:rPr/>
+        <w:t>a</w:t>
+      </w:r>
+      <w:r>
+        <w:rPr/>
+        <w:t xml:space="preserve"> year </w:t>
+      </w:r>
+      <w:r>
+        <w:rPr/>
+        <w:t>before</w:t>
+      </w:r>
+      <w:r>
+        <w:rPr/>
+        <w:t xml:space="preserve">, the 1841 census shows a “Richd” Pascoe with wife Mary Ann, and  three sons : Wm Frederick age 5, Alfred Henry. age 4, and Robert James, age 2, all living in East Stonehouse, Devon. </w:t>
       </w:r>
       <w:commentRangeStart w:id="1"/>
       <w:r>
@@ -381,7 +400,21 @@
       </w:r>
       <w:r>
         <w:rPr/>
-        <w:t xml:space="preserve">  At the time of the  1851 census, only the eldest brother William, now aged 15,  is living at home with his parents and young Charles, the other brothers being away at school at St Paul’s.   Richard Pascoe is now described as “Captain Royal Marines Retired on Half Pay” , and the family has moved to a modest house in Falmouth.  [3] 62 Killigrew Street is a Chinese take-away now, but the houses a few doors down still look much as they must have in the 1850s. [4]</w:t>
+        <w:t xml:space="preserve"> At the time of the  1851 census, only the eldest brother William, now aged 15,  is living at home with his parents and young Charles, the other brothers being away at school at St Paul’s.   Richard Pascoe is now described as “Captain Royal Marines Retired on Half Pay” , and the family has moved to a modest house in Falmouth. </w:t>
+      </w:r>
+      <w:r>
+        <w:rPr/>
+        <w:t xml:space="preserve">The address </w:t>
+      </w:r>
+      <w:r>
+        <w:rPr/>
+        <w:t xml:space="preserve"> 62 Killigrew Street is a Chinese take-away now, but the houses a few doors down still look much as they must have in the 1850s.</w:t>
+      </w:r>
+      <w:r>
+        <w:rPr>
+          <w:rStyle w:val="EndnoteReference"/>
+        </w:rPr>
+        <w:endnoteReference w:id="2"/>
       </w:r>
     </w:p>
     <w:p>
@@ -449,45 +482,45 @@
       </w:r>
       <w:r>
         <w:rPr/>
-        <w:t>.  [5]  The certificate Charles obtained  qualified him to work as a civil servant in  the Admiralty, which he appears to have done for the next ten years. By 1864 he had moved to Cornwall Road in Bayswater and is working as a clerk in Somerset House. As young Victorian clerks in London did, he got into debt.  We know this because he filed for bankruptcy in 1864. [6]</w:t>
-      </w:r>
-    </w:p>
-    <w:p>
-      <w:pPr>
-        <w:pStyle w:val="Normal"/>
-        <w:rPr/>
-      </w:pPr>
-      <w:r>
-        <w:rPr/>
-      </w:r>
-    </w:p>
-    <w:p>
-      <w:pPr>
-        <w:pStyle w:val="Normal"/>
-        <w:rPr/>
-      </w:pPr>
-      <w:r>
-        <w:rPr/>
-        <w:t xml:space="preserve">In November 1869, his father died, leaving  an estate valued up to £5000 according to the probate record.[7] One of the executors of the will was Robert James , the youngest of the Pascoe brothers,  but  I have not found any further details of the will, and therefore do not know whether Charles received a legacy. So  it may be pure coincidence that  this is also the year in which he  decided to take early retirement from the Civil Service, start his journalistic career, and get married. </w:t>
-      </w:r>
-    </w:p>
-    <w:p>
-      <w:pPr>
-        <w:pStyle w:val="Normal"/>
-        <w:rPr/>
-      </w:pPr>
-      <w:r>
-        <w:rPr/>
-      </w:r>
-    </w:p>
-    <w:p>
-      <w:pPr>
-        <w:pStyle w:val="Normal"/>
-        <w:rPr/>
-      </w:pPr>
-      <w:r>
-        <w:rPr/>
-        <w:t xml:space="preserve">The lucky girl was called Jane Catherine Smith, and was three years younger than Charles. As yet, we know nothing about their courtship, nor  her family (the surname discourages research); it’s possible she brought some money to complete whatever Charles inherited from his father. In any event,  the marriage took place on the 30th August 1870 at St Michael’s Church, Chester Square, Pimlico and the happy couple moved into what is now a very swanky address at 51 Cambridge Street. [8]  A daughter, Ethel Mary, was born in 1872  followed by a son Charles Corbett in 1876 and another daughter, Mary Agnes, in 1881. According to the three census entries in which she is mentioned, Ethel was born in the United States, but I have been unable to trace any record of her birth being registered there or elsewhere. </w:t>
+        <w:t>.   The certificate Charles obtained  qualified him to work as a civil servant in  the Admiralty, which he appears to have done for the next ten years. By 1864 he had moved to Cornwall Road in Bayswater and is working as a clerk in Somerset House. As young Victorian clerks in London did, he got into debt.  We know this because he filed for bankruptcy in 1864. [6]</w:t>
+      </w:r>
+    </w:p>
+    <w:p>
+      <w:pPr>
+        <w:pStyle w:val="Normal"/>
+        <w:rPr/>
+      </w:pPr>
+      <w:r>
+        <w:rPr/>
+      </w:r>
+    </w:p>
+    <w:p>
+      <w:pPr>
+        <w:pStyle w:val="Normal"/>
+        <w:rPr/>
+      </w:pPr>
+      <w:r>
+        <w:rPr/>
+        <w:t xml:space="preserve">In November 1869, his father died, leaving  an estate valued up to £5000 according to the probate record.  One of the executors of the will was Robert James , the youngest of the Pascoe brothers,  but  I have not found any further details of the will, and therefore do not know whether Charles received a legacy. So  it may be pure coincidence that  this is also the year in which he  decided to take early retirement from the Civil Service, start his journalistic career, and get married. </w:t>
+      </w:r>
+    </w:p>
+    <w:p>
+      <w:pPr>
+        <w:pStyle w:val="Normal"/>
+        <w:rPr/>
+      </w:pPr>
+      <w:r>
+        <w:rPr/>
+      </w:r>
+    </w:p>
+    <w:p>
+      <w:pPr>
+        <w:pStyle w:val="Normal"/>
+        <w:rPr/>
+      </w:pPr>
+      <w:r>
+        <w:rPr/>
+        <w:t xml:space="preserve">The lucky girl was called Jane Catherine Smith, and was three years younger than Charles. As yet, we know nothing about their courtship, nor  her family (the surname discourages research); it’s possible she brought some money to complete whatever Charles inherited from his father. In any event,  the marriage took place on the 30th August 1870 at St Michael’s Church, Chester Square, Pimlico and the happy couple moved into what is now a very swanky address at 51 Cambridge Street.  A daughter, Ethel Mary, was born in 1872  followed by a son Charles Corbett in 1876 and another daughter, Mary Agnes, in 1881. According to the three census entries in which she is mentioned, Ethel was born in the United States, but I have been unable to trace any record of her birth being registered there or elsewhere. </w:t>
       </w:r>
     </w:p>
     <w:p>
@@ -519,7 +552,7 @@
       </w:r>
       <w:r>
         <w:rPr/>
-        <w:t>”  Striking or not, I have not so far been able to trace these articles.  Pascoe’s own somewhat different account of his transatlantic connexions appear in a document he wrote for the Royal Literary Fund in 1906, at which time he claimed “</w:t>
+        <w:t>”   Pascoe’s own somewhat different account of his transatlantic connexions appear in a document he wrote for the Royal Literary Fund in 1906, at which time he claimed “</w:t>
       </w:r>
       <w:r>
         <w:rPr>
@@ -555,7 +588,7 @@
       </w:r>
       <w:r>
         <w:rPr/>
-        <w:t>It is clear that between 1870 and 1873 Pascoe established himself in the little community of Bostonian journalists. His appointment as “foreign correspondent” for the Boston Globe not only gave him an entree to that society, but also enabled him to continue the connexion when he returned to England in 1874. He is mentioned as being amongt the founder members of a celebrated Boston dining club called the Papyrus Club: indeed, according to J.J. Rouche’s 1891 memoir</w:t>
+        <w:t>It is clear that between 1870 and 1873 Pascoe established himself in the little community of Bostonian journalists. His appointment as “foreign correspondent” for the Boston Globe not only gave him an entree to that society, but also enabled him to continue the connexion when he returned to England in 1874. He is mentioned as being among the founder members of a Boston dining club called the Papyrus Club: indeed, according to J.J. Rouche’s 1891 memoir</w:t>
       </w:r>
       <w:r>
         <w:rPr>
@@ -651,7 +684,11 @@
       </w:r>
       <w:r>
         <w:rPr/>
-        <w:t xml:space="preserve">” which demonstrates  his fondness for detail, combining  statistics with  a desire to explain fully the complexities of British social organisation to a foreign audience.  Perhaps this experience also helped him identify his target public: the relatively well-heeled tourist or visitor anxious to acquire some insider knowledge and expertise and willing to pay for it. Certainly it shows the first appearance of the voice which characterises all of his work: that of a knowledgeable mediator between contemporary British And American  cultures.  </w:t>
+        <w:t xml:space="preserve">” which demonstrates  his fondness for detail, combining  statistics with  a desire to explain fully the complexities of British social organisation to a foreign audience.  Perhaps this experience also helped him identify his target public: the relatively well-heeled tourist or visitor anxious to acquire some insider knowledge and expertise and willing to pay for it. Certainly it shows the first appearance of the voice which characterises all of his work: that of a knowledgeable mediator, </w:t>
+      </w:r>
+      <w:r>
+        <w:rPr/>
+        <w:t xml:space="preserve">explaining the curious ways of John Bull to his Cousin Jonathan. </w:t>
       </w:r>
     </w:p>
     <w:p>
@@ -709,7 +746,7 @@
           <w:color w:val="000000"/>
           <w:shd w:fill="FFFFFF" w:val="clear"/>
         </w:rPr>
-        <w:t>ublished by Lee and Shephards,  this venture was  successful enough to warrant several subsequent editions, both in the USA and in London, where the 5</w:t>
+        <w:t>ublished by Lee and Shephards,  this venture was  successful enough to warrant several subsequent editions, both in the US and in London, where the 5</w:t>
       </w:r>
       <w:r>
         <w:rPr>
@@ -724,22 +761,92 @@
           <w:color w:val="000000"/>
           <w:shd w:fill="FFFFFF" w:val="clear"/>
         </w:rPr>
-        <w:t xml:space="preserve"> edition appeared under the imprint of Simpkin Marshall &amp; Co in 1876. It is a bravura cut-and-paste job, combining  railway and steamer time tables with detailed advice on obtaining accomodation, entertainment, nourishment and polite amusement at a modest (but not insignificant)  cost, liberally spiced with advertisements. It must have been as irresistible to the novice tourist as it remains to  today’s enthusiast for Victoriana – as witness the fact that so much of Pascoe’s output is now readily available in facsimile form from print on demand specialists  such as “Forgotten Books” or “Creative Media Partners” or “Kessinger Publishing”, as well as from the usual digital archives.</w:t>
-      </w:r>
-    </w:p>
-    <w:p>
-      <w:pPr>
-        <w:pStyle w:val="Normal"/>
+        <w:t xml:space="preserve"> edition appeared under the imprint of Simpkin Marshall &amp; Co in 1876. It is a bravura cut-and-paste job, combining  railway and steamer time tables with detailed advice on obtaining accomodation, entertainment, nourishment and polite amusement at a modest (but not insignificant)  cost, liberally spiced with advertisements. It must have been as </w:t>
+      </w:r>
+      <w:r>
         <w:rPr>
           <w:color w:val="000000"/>
           <w:shd w:fill="FFFFFF" w:val="clear"/>
         </w:rPr>
-      </w:pPr>
+        <w:t>useful</w:t>
+      </w:r>
       <w:r>
         <w:rPr>
           <w:color w:val="000000"/>
           <w:shd w:fill="FFFFFF" w:val="clear"/>
         </w:rPr>
+        <w:t xml:space="preserve"> to the novice tourist as it remains </w:t>
+      </w:r>
+      <w:r>
+        <w:rPr>
+          <w:color w:val="000000"/>
+          <w:shd w:fill="FFFFFF" w:val="clear"/>
+        </w:rPr>
+        <w:t>irresistible</w:t>
+      </w:r>
+      <w:r>
+        <w:rPr>
+          <w:color w:val="000000"/>
+          <w:shd w:fill="FFFFFF" w:val="clear"/>
+        </w:rPr>
+        <w:t xml:space="preserve"> </w:t>
+      </w:r>
+      <w:r>
+        <w:rPr>
+          <w:color w:val="000000"/>
+          <w:shd w:fill="FFFFFF" w:val="clear"/>
+        </w:rPr>
+        <w:t>f</w:t>
+      </w:r>
+      <w:r>
+        <w:rPr>
+          <w:color w:val="000000"/>
+          <w:shd w:fill="FFFFFF" w:val="clear"/>
+        </w:rPr>
+        <w:t>o</w:t>
+      </w:r>
+      <w:r>
+        <w:rPr>
+          <w:color w:val="000000"/>
+          <w:shd w:fill="FFFFFF" w:val="clear"/>
+        </w:rPr>
+        <w:t>r</w:t>
+      </w:r>
+      <w:r>
+        <w:rPr>
+          <w:color w:val="000000"/>
+          <w:shd w:fill="FFFFFF" w:val="clear"/>
+        </w:rPr>
+        <w:t xml:space="preserve">  today’s </w:t>
+      </w:r>
+      <w:r>
+        <w:rPr>
+          <w:color w:val="000000"/>
+          <w:shd w:fill="FFFFFF" w:val="clear"/>
+        </w:rPr>
+        <w:t>neo-</w:t>
+      </w:r>
+      <w:r>
+        <w:rPr>
+          <w:color w:val="000000"/>
+          <w:shd w:fill="FFFFFF" w:val="clear"/>
+        </w:rPr>
+        <w:t>Victorian – as witness the fact that so much of Pascoe’s output is now readily available in facsimile form from print on demand specialists  such as “Forgotten Books” or “Creative Media Partners” or “Kessinger Publishing”, as well as from the usual digital archives.</w:t>
+      </w:r>
+    </w:p>
+    <w:p>
+      <w:pPr>
+        <w:pStyle w:val="Normal"/>
+        <w:rPr>
+          <w:color w:val="000000"/>
+          <w:shd w:fill="FFFFFF" w:val="clear"/>
+        </w:rPr>
+      </w:pPr>
+      <w:r>
+        <w:rPr>
+          <w:color w:val="000000"/>
+          <w:shd w:fill="FFFFFF" w:val="clear"/>
+        </w:rPr>
       </w:r>
     </w:p>
     <w:p>
@@ -760,7 +867,23 @@
       </w:r>
       <w:r>
         <w:rPr/>
-        <w:t xml:space="preserve">” [9]  Also registered at the same address were a tailor, a “financial agent”, a shirt maker, and a wine merchant: it is thus unlikely to have been a residential address.  Over the next decade, to complement  regularly updated versions of his Guidebooks, Pascoe embarked on an ambitious programme of reference publishing. </w:t>
+        <w:t>” [</w:t>
+      </w:r>
+      <w:commentRangeStart w:id="2"/>
+      <w:r>
+        <w:rPr/>
+        <w:t>9</w:t>
+      </w:r>
+      <w:r>
+        <w:rPr/>
+      </w:r>
+      <w:commentRangeEnd w:id="2"/>
+      <w:r>
+        <w:commentReference w:id="2"/>
+      </w:r>
+      <w:r>
+        <w:rPr/>
+        <w:t xml:space="preserve">]  Also registered at the same address were a tailor, a “financial agent”, a shirt maker, and a wine merchant: it is thus unlikely to have been a residential address.  Over the next decade, to complement  regularly updated versions of his Guidebooks, Pascoe embarked on an ambitious programme of reference publishing. </w:t>
       </w:r>
     </w:p>
     <w:p>
@@ -814,7 +937,6 @@
       <w:pPr>
         <w:pStyle w:val="Normal"/>
         <w:rPr>
-          <w:i/>
           <w:i/>
           <w:iCs/>
           <w:sz w:val="21"/>
@@ -1027,7 +1149,6 @@
           <w:b/>
           <w:bCs/>
           <w:i/>
-          <w:i/>
           <w:iCs/>
           <w:sz w:val="22"/>
           <w:szCs w:val="22"/>
@@ -1058,9 +1179,130 @@
           <w:sz w:val="22"/>
           <w:szCs w:val="22"/>
         </w:rPr>
-        <w:t>Under the title of “Our Dramatic List,” Mr C. E. Pascoe gives in a compact volume a record of the performances of living actors and actresses of the British Stage. The work is published by Mr David Bogue, of St. Martin’s-place, Trafalgar-square, and will serve as a useful memorial of some of the most important representations of the present time. The book is arranged in alphabetical style, so that the name of the actor or actress and their chief performances may be readily ascertained. All the best known of our popular performers are included in the work, which we can easily imagine has cost the author no little time and trouble. As a work of reference for the actor or the playgoer it will be welcome, as those who wish to recall any special performance, or the characters sustained by any popular histrionic celebrity, will be enabled to do so with ease by referring to a work of this kind. We say nothing on the score of dramatic criticism, because a work of  this kind should be and is rather a record of actual work done than a critical inquiry as to its merits. ‘Dramatic Notes,” by the same author, is a series of sketches of performances now proceeding at our principal Theatres, with illustrations of some of the chief scenes in the pieces.</w:t>
+        <w:t>Under the title of “Our Dramatic List,” Mr C. E. Pascoe gives in a compact volume a record of the performances of living actors and actresses of the British Stage. The work is published by Mr David Bogue, of St. Martin’s-place, Trafalgar-square, and will serve as a useful memorial of some of the most important representations of the present time. The book is arranged in alphabetical style, so that the name of the actor or actress and their chief performances may be readily ascertained. All the best known of our popular performers are included in the work, which we can easily imagine has cost the author no little time and trouble. As a work of reference for the actor or the playgoer it will be welcome, as those who wish to recall any special performance, or the characters sustained by any popular histrionic celebrity, will be enabled to do so with ease by referring to a work of this kind. We say nothing on the score of dramatic criticism, because a work of  this kind should be and is rather a record of actual work done than a critical inquiry as to its merits.</w:t>
       </w:r>
       <w:bookmarkEnd w:id="1"/>
+    </w:p>
+    <w:p>
+      <w:pPr>
+        <w:pStyle w:val="Normal"/>
+        <w:rPr/>
+      </w:pPr>
+      <w:r>
+        <w:rPr/>
+      </w:r>
+    </w:p>
+    <w:p>
+      <w:pPr>
+        <w:pStyle w:val="Normal"/>
+        <w:rPr/>
+      </w:pPr>
+      <w:r>
+        <w:rPr/>
+        <w:t>The review in the Athenaeum was less enthusiastic, conceding that ”</w:t>
+      </w:r>
+      <w:r>
+        <w:rPr>
+          <w:i/>
+          <w:iCs/>
+          <w:color w:val="000000"/>
+          <w:highlight w:val="white"/>
+        </w:rPr>
+        <w:t>A book compiled under such</w:t>
+        <w:br/>
+        <w:t xml:space="preserve">  conditions must have a certain value, and it is likely that Mr. Pascoe’s volume will, as its</w:t>
+        <w:br/>
+        <w:t xml:space="preserve">  author anticipates, pass through successive editions. There is special cause, then, to point out</w:t>
+        <w:br/>
+        <w:t xml:space="preserve">  shortcomings that may be remedied in following books. First, then, of omissions…</w:t>
+      </w:r>
+      <w:r>
+        <w:rPr>
+          <w:color w:val="000000"/>
+          <w:highlight w:val="white"/>
+        </w:rPr>
+        <w:t xml:space="preserve">.” </w:t>
+      </w:r>
+      <w:r>
+        <w:rPr>
+          <w:color w:val="000000"/>
+          <w:highlight w:val="white"/>
+        </w:rPr>
+        <w:t xml:space="preserve">followed by a list of some 15 or so actors who have ben unaccountably overlooked. </w:t>
+      </w:r>
+    </w:p>
+    <w:p>
+      <w:pPr>
+        <w:pStyle w:val="Normal"/>
+        <w:rPr/>
+      </w:pPr>
+      <w:r>
+        <w:rPr/>
+      </w:r>
+    </w:p>
+    <w:p>
+      <w:pPr>
+        <w:pStyle w:val="Normal"/>
+        <w:rPr/>
+      </w:pPr>
+      <w:r>
+        <w:rPr/>
+        <w:t xml:space="preserve">In the </w:t>
+      </w:r>
+      <w:r>
+        <w:rPr>
+          <w:i/>
+          <w:iCs/>
+        </w:rPr>
+        <w:t>Dramatic List</w:t>
+      </w:r>
+      <w:r>
+        <w:rPr/>
+        <w:t xml:space="preserve"> Pascoe applies the same cut and paste techniques deployed earlier. Each actor’s entry enumerates the productions in which they appeared, the role they played, and some remarks on their reception, usually quoted verbatim from contemporary notices. In many cases, the amount of  quoted material far exceeds the length of the editorial summary. Pascoe does not generally give his own opinion as to the merits or otherwise of a given actor, though we may infer something from the length of the entry, or the nature of the remarks selected.  As noted previously, the originality of the work lies rather in the way it presents itself as a collection of objective data, combining the facts of an artists’s career with the reactions of the press (or some parts of it) to them.</w:t>
+      </w:r>
+    </w:p>
+    <w:p>
+      <w:pPr>
+        <w:pStyle w:val="Normal"/>
+        <w:rPr/>
+      </w:pPr>
+      <w:r>
+        <w:rPr/>
+      </w:r>
+    </w:p>
+    <w:p>
+      <w:pPr>
+        <w:pStyle w:val="Normal"/>
+        <w:rPr/>
+      </w:pPr>
+      <w:r>
+        <w:rPr/>
+        <w:t xml:space="preserve">In 1879,  a second and revised edition  appeared, with a preface explaining that each of its almost 400 entries had been vetted by its subject  "In some instances complaints were made of my having inserted criticisms which were unduly severe; but ... I have not thought it desirable to substitute others for those already printed. I have, however, largely curtailed this portion of the book” .  </w:t>
+      </w:r>
+      <w:r>
+        <w:rPr/>
+        <w:t xml:space="preserve">The 15 actors whose absence the Athenaeum’s reviewer had deplored are now duly included, </w:t>
+      </w:r>
+      <w:r>
+        <w:rPr/>
+        <w:t>and the revision</w:t>
+      </w:r>
+      <w:r>
+        <w:rPr/>
+        <w:t xml:space="preserve"> received an encouraging notice in the </w:t>
+      </w:r>
+      <w:r>
+        <w:rPr>
+          <w:i/>
+          <w:iCs/>
+        </w:rPr>
+        <w:t>Literary Examiner</w:t>
+      </w:r>
+      <w:r>
+        <w:rPr/>
+        <w:t xml:space="preserve">:  </w:t>
+      </w:r>
+      <w:bookmarkStart w:id="2" w:name="__DdeLink__18379_1335538775"/>
       <w:r>
         <w:rPr>
           <w:i/>
@@ -1068,85 +1310,83 @@
           <w:sz w:val="22"/>
           <w:szCs w:val="22"/>
         </w:rPr>
-        <w:t xml:space="preserve"> </w:t>
-      </w:r>
-      <w:r>
-        <w:rPr/>
-        <w:t>[13]</w:t>
-      </w:r>
-    </w:p>
-    <w:p>
-      <w:pPr>
-        <w:pStyle w:val="Normal"/>
-        <w:rPr/>
-      </w:pPr>
-      <w:r>
-        <w:rPr/>
-      </w:r>
-    </w:p>
-    <w:p>
-      <w:pPr>
-        <w:pStyle w:val="Normal"/>
-        <w:rPr/>
-      </w:pPr>
-      <w:r>
-        <w:rPr/>
-        <w:t xml:space="preserve">In the </w:t>
-      </w:r>
-      <w:r>
-        <w:rPr>
-          <w:i/>
-          <w:iCs/>
-        </w:rPr>
-        <w:t>Dramatic List</w:t>
-      </w:r>
-      <w:r>
-        <w:rPr/>
-        <w:t xml:space="preserve"> Pascoe applies the same cut and paste techniques deployed earlier. Each actor’s entry enumerates the productions in which they appeared, the role they played, and some remarks on their reception, usually quoted verbatim from contemporary notices. In many cases, the amount of  quoted material far exceeds the length of the editorial summary. Pascoe does not generally give his own opinion as to the merits or otherwise of a given actor, though we may infer something from the length of the entry, or the nature of the remarks selected.  As noted previously, the originality of the work lies rather in the way it presents itself as a collection of objective data, combining the facts of an artists’s career with the reactions of the press (or some parts of it) to them.</w:t>
-      </w:r>
-    </w:p>
-    <w:p>
-      <w:pPr>
-        <w:pStyle w:val="Normal"/>
-        <w:rPr/>
-      </w:pPr>
-      <w:r>
-        <w:rPr/>
-      </w:r>
-    </w:p>
-    <w:p>
-      <w:pPr>
-        <w:pStyle w:val="Normal"/>
-        <w:rPr/>
-      </w:pPr>
-      <w:r>
-        <w:rPr/>
-        <w:t xml:space="preserve">In 1879,  a second and revised edition  appeared, with a preface explaining that each of its almost 400 entries had been vetted by its subject  "In some instances complaints were made of my having inserted criticisms which were unduly severe; but ... I have not thought it desirable to substitute others for those already printed. I have, however, largely curtailed this portion of the book” . This received an encouraging notice in the </w:t>
-      </w:r>
-      <w:r>
-        <w:rPr>
-          <w:i/>
-          <w:iCs/>
-        </w:rPr>
-        <w:t>Literary Examiner</w:t>
-      </w:r>
-      <w:r>
-        <w:rPr/>
-        <w:t xml:space="preserve">: </w:t>
-      </w:r>
-    </w:p>
-    <w:p>
-      <w:pPr>
-        <w:pStyle w:val="Normal"/>
-        <w:rPr>
-          <w:i/>
+        <w:t>Our Actors and Actresses, by C. E. Pascoe (David Bogue), is also a work of reference, one which must have cost much time and trouble to compile. …  Mr. Pascoe apologises for the inevitable incompleteness of the work, for, as he says, “new players are constantly coming forward while old ones are constantly dropping out of sight.” The apology was almost unnecessary,  for the book would satisfy all, except that class of critics which is never satisfied. The author has carefully avoided mere gossip, while giving the material facts in all the biographies, and has succeeded in producing a volume which is not only valuable but even interesting</w:t>
+      </w:r>
+      <w:bookmarkEnd w:id="2"/>
+      <w:r>
+        <w:rPr>
           <w:i/>
           <w:iCs/>
           <w:sz w:val="22"/>
           <w:szCs w:val="22"/>
         </w:rPr>
-      </w:pPr>
-      <w:bookmarkStart w:id="2" w:name="__DdeLink__18379_1335538775"/>
+        <w:t>.</w:t>
+      </w:r>
+      <w:r>
+        <w:rPr/>
+        <w:t xml:space="preserve">” </w:t>
+      </w:r>
+    </w:p>
+    <w:p>
+      <w:pPr>
+        <w:pStyle w:val="Normal"/>
+        <w:rPr/>
+      </w:pPr>
+      <w:r>
+        <w:rPr/>
+      </w:r>
+    </w:p>
+    <w:p>
+      <w:pPr>
+        <w:pStyle w:val="Normal"/>
+        <w:rPr/>
+      </w:pPr>
+      <w:r>
+        <w:rPr/>
+        <w:t>“</w:t>
+      </w:r>
+      <w:r>
+        <w:rPr/>
+        <w:t xml:space="preserve">Not only valuable but even interesting” is a phrase one might apply to much of Pascoe’s subsequent works.  He continued to publish new and revised editions of his Guidebooks, in particular the Guide to London which from 1876 on appeared each year,  each time with more ambitious advertising pages and illustrations, with factual updating, but treating largely much the same topics as </w:t>
+      </w:r>
+      <w:r>
+        <w:rPr/>
+        <w:t>had the</w:t>
+      </w:r>
+      <w:r>
+        <w:rPr/>
+        <w:t xml:space="preserve"> 1874 Guide aimed specifically at visiting Americans. </w:t>
+      </w:r>
+    </w:p>
+    <w:p>
+      <w:pPr>
+        <w:pStyle w:val="Normal"/>
+        <w:rPr/>
+      </w:pPr>
+      <w:r>
+        <w:rPr/>
+      </w:r>
+    </w:p>
+    <w:p>
+      <w:pPr>
+        <w:pStyle w:val="Normal"/>
+        <w:rPr/>
+      </w:pPr>
+      <w:r>
+        <w:rPr/>
+        <w:t xml:space="preserve">In 1879 first appeared another useful handbook aimed at anxious parents, attempting (according to  the </w:t>
+      </w:r>
+      <w:r>
+        <w:rPr>
+          <w:i/>
+          <w:iCs/>
+        </w:rPr>
+        <w:t>Basingstoke and North Hampshire Gazette</w:t>
+      </w:r>
+      <w:r>
+        <w:rPr/>
+        <w:t>) to answer the question “</w:t>
+      </w:r>
       <w:r>
         <w:rPr>
           <w:i/>
@@ -1154,9 +1394,12 @@
           <w:sz w:val="22"/>
           <w:szCs w:val="22"/>
         </w:rPr>
-        <w:t>Our Actors and Actresses, by C. E. Pascoe (David Bogue), is also a work of reference, one which must have cost much time and trouble to compile. It is curious that  no encyclopaedic almanac or dictionary of our living dramatic artists was attempted before Mr. Pascoe published his “Dramatic List,” of which this is the second and revised edition. Probably the difficulty of the task frightened away many. Even Mr. Pascoe apologises for the inevitable incompleteness of the work, for, as he says, “new players are constantly coming forward while old ones are constantly dropping out of sight.” The apology was almost unnecessary,  for the book would satisfy all, except that class of critics which is never satisfied. The author has carefully avoided mere gossip, while giving the material facts in all the biographies, and has succeeded in producing a volume which is not only valuable but even interesting</w:t>
-      </w:r>
-      <w:bookmarkEnd w:id="2"/>
+        <w:t>What to do with the girls? This perplexing question has just received another response from Mr Charles Eyre Pascoe, who, in his volume on “Schools for Girls and Colleges for Women, answers it very completely, supposing that the young ladies are still in statu pupillari – that is, if they are not yet out of leading strings and their parents are seeking a school for them, or if their ambition propels them to become sweet girl-graduates, golden haired or otherwise.”</w:t>
+      </w:r>
+      <w:r>
+        <w:rPr/>
+        <w:t xml:space="preserve">  A somewhat less sexist and more serious review appeared in the Pall Mall Gazette, “</w:t>
+      </w:r>
       <w:r>
         <w:rPr>
           <w:i/>
@@ -1164,90 +1407,11 @@
           <w:sz w:val="22"/>
           <w:szCs w:val="22"/>
         </w:rPr>
-        <w:t>.</w:t>
-      </w:r>
-      <w:r>
-        <w:rPr/>
-        <w:t xml:space="preserve">”[14] </w:t>
-      </w:r>
-    </w:p>
-    <w:p>
-      <w:pPr>
-        <w:pStyle w:val="Normal"/>
-        <w:rPr/>
-      </w:pPr>
-      <w:r>
-        <w:rPr/>
-      </w:r>
-    </w:p>
-    <w:p>
-      <w:pPr>
-        <w:pStyle w:val="Normal"/>
-        <w:rPr/>
-      </w:pPr>
-      <w:r>
-        <w:rPr/>
-        <w:t>“</w:t>
-      </w:r>
-      <w:r>
-        <w:rPr/>
-        <w:t xml:space="preserve">Not only valuable but even interesting” is a phrase one might apply to much of Pascoe’s subsequent works.  He continued to publish new and revised editions of his Guidebooks, in particular the Guide to London which from 1876 on appeared each year,  each time with more ambitious advertising pages and illustrations, with factual updating, but treating largely much the same topics as the 1874 Guide aimed specifically at visiting Americans. </w:t>
-      </w:r>
-    </w:p>
-    <w:p>
-      <w:pPr>
-        <w:pStyle w:val="Normal"/>
-        <w:rPr/>
-      </w:pPr>
-      <w:r>
-        <w:rPr/>
-      </w:r>
-    </w:p>
-    <w:p>
-      <w:pPr>
-        <w:pStyle w:val="Normal"/>
-        <w:rPr/>
-      </w:pPr>
-      <w:r>
-        <w:rPr/>
-        <w:t xml:space="preserve">In 1879 first appeared another useful handbook aimed at anxious parents, attempting (according to  the </w:t>
-      </w:r>
-      <w:r>
-        <w:rPr>
-          <w:i/>
-          <w:iCs/>
-        </w:rPr>
-        <w:t>Basingstoke and North Hampshire Gazette</w:t>
-      </w:r>
-      <w:r>
-        <w:rPr/>
-        <w:t>) to answer the question “</w:t>
-      </w:r>
-      <w:r>
-        <w:rPr>
-          <w:i/>
-          <w:iCs/>
-          <w:sz w:val="22"/>
-          <w:szCs w:val="22"/>
-        </w:rPr>
-        <w:t>What to do with the girls? This perplexing question has just received another response from Mr Charles Eyre Pascoe, who, in his volume on “Schools for Girls and Colleges for Women, answers it very completely, supposing that the young ladies are still in statu pupillari – that is, if they are not yet out of leading strings and their parents are seeking a school for them, or if their ambition propels them to become sweet girl-graduates, golden haired or otherwise.”</w:t>
-      </w:r>
-      <w:r>
-        <w:rPr/>
-        <w:t xml:space="preserve"> [15]  A somewhat less sexist and more serious review appeared in the Pall Mall Gazette, “</w:t>
-      </w:r>
-      <w:r>
-        <w:rPr>
-          <w:i/>
-          <w:iCs/>
-          <w:sz w:val="22"/>
-          <w:szCs w:val="22"/>
-        </w:rPr>
         <w:t xml:space="preserve">Information of every kind likely to assist a parent in the choice of school will be found in these pages, which abound with details and estimates of cost.  Girls’ schools, in general, the writer says, are Iackirg in stimulus and inducement to work: but it would be more comect to say that they were formely deficient in these respect; for the examinations now so common supply the stimulus that was lacking. The fear is lest these examinations should be treated as of primary importance, and all school work  made to turn upon them. </w:t>
       </w:r>
       <w:r>
         <w:rPr/>
-        <w:t xml:space="preserve">” [16] -- a concern which continues to our own day. </w:t>
+        <w:t xml:space="preserve">”  -- a concern which continues to our own day. </w:t>
       </w:r>
     </w:p>
     <w:p>
@@ -1288,76 +1452,140 @@
       </w:r>
       <w:r>
         <w:rPr/>
-        <w:t xml:space="preserve">,[17] enriched somewhat with contributions from distinguished old boys of the schools listed.  In all, Pascoe edited  four complementary works on educational opportunities : the “Practical Handbook to the Principal Schools”; “Everyday life in our public schools”, “Schools for girls and colleges for women”, and “Where shall I educate my son (a manual for parents of moderate means)” all of which remained in print throughout the 1880s,  though whether they brought him much income is less certain.  </w:t>
-      </w:r>
-    </w:p>
-    <w:p>
-      <w:pPr>
-        <w:pStyle w:val="Normal"/>
-        <w:rPr/>
-      </w:pPr>
-      <w:r>
-        <w:rPr/>
-      </w:r>
-    </w:p>
-    <w:p>
-      <w:pPr>
-        <w:pStyle w:val="Normal"/>
-        <w:rPr/>
-      </w:pPr>
-      <w:r>
-        <w:rPr/>
-        <w:t>In the 1881 census, the Pascoe family is registered at 2  Mayfield Villas, a recent development in Wandsworth [See Keith Bailey’s “The Building of the Southfields Grid” (Wandsworth Historical Society Paper 12), 2003.]</w:t>
-      </w:r>
-      <w:hyperlink r:id="rId2">
-        <w:r>
-          <w:rPr>
-            <w:rStyle w:val="Hyperlink"/>
-          </w:rPr>
-          <w:t>Southfields_grid_text_version_20181007.pdf</w:t>
-        </w:r>
-      </w:hyperlink>
-      <w:r>
-        <w:rPr/>
-        <w:t xml:space="preserve"> .] Pascoe is described as a “Retired Civil Servant and Author”, born in Yeovil. His wife Jane C.,  daughter Ethel M.,  and son Charles C. are all in residence , as is a domestic servant called Mary Hart.   Ten years later, in the 1891 Census, although Pascoe himself is missing for some reason, his household  now includes a third child, Mary aged 9.  The family is still well enough off to employ a general servant, Kate Cooper, but has moved to 89 Hopton Road, a moderately sized Victorian semi which is still standing. The street is located a few minutes walk from Streatham railway station in one direction and from Streatham Common in the other. In Wandsworth, the Pascoes mixed with builders; here they are in prime commuter country,</w:t>
-      </w:r>
-    </w:p>
-    <w:p>
-      <w:pPr>
-        <w:pStyle w:val="Normal"/>
-        <w:rPr/>
-      </w:pPr>
-      <w:r>
-        <w:rPr/>
-      </w:r>
-    </w:p>
-    <w:p>
-      <w:pPr>
-        <w:pStyle w:val="Normal"/>
-        <w:rPr/>
-      </w:pPr>
-      <w:r>
-        <w:rPr/>
-        <w:t>At the turn of the century, in the 1901 census, the Pascoe family is registered at 22 Hopton Road, Streatham. His wife Jane, his oldest daughter Ethel, now aged 28,  his son Charles aged 24, and his daughter Mary, now aged 19  are all in residence. Pascoe is described as following “literary pursuits”, as are the two elder children. Also lodging with them is one Jose Lopez, a 20 year old “student” of Filippino origin: perhaps helping with the rent, and a domestic servant called Lizzie Edwards. [18]  sadly number 22 is no longer in existence, though  many other reasonably imposing late Victorian houses are visible.</w:t>
-      </w:r>
-    </w:p>
-    <w:p>
-      <w:pPr>
-        <w:pStyle w:val="Normal"/>
-        <w:rPr/>
-      </w:pPr>
-      <w:r>
-        <w:rPr/>
-      </w:r>
-    </w:p>
-    <w:p>
-      <w:pPr>
-        <w:pStyle w:val="Normal"/>
-        <w:rPr/>
-      </w:pPr>
-      <w:r>
-        <w:rPr/>
-        <w:t xml:space="preserve">Pascoe was now an established producer of guide books.  Niche resorts such as Brighton, and a small collection of ancient towns served by the Northern railway as well as  ambitious destinations such as Paris and more unlikely venues such as York (re-imagined as the object of a quest to track down Dotheboys Hall ) were amongst places given the Pascoe treatment throughout the 80s and 90s. </w:t>
+        <w:t>,</w:t>
+      </w:r>
+      <w:commentRangeStart w:id="3"/>
+      <w:r>
+        <w:rPr/>
+        <w:t>[17]</w:t>
+      </w:r>
+      <w:r>
+        <w:rPr/>
+      </w:r>
+      <w:commentRangeEnd w:id="3"/>
+      <w:r>
+        <w:commentReference w:id="3"/>
+      </w:r>
+      <w:r>
+        <w:rPr/>
+        <w:t xml:space="preserve"> enriched somewhat with contributions from distinguished old boys of the schools listed.  In all, Pascoe edited  four complementary works on educational opportunities : the “Practical Handbook to the Principal Schools”; “Everyday life in our public schools”, “Schools for girls and colleges for women”, and “Where shall I educate my son (a manual for parents of moderate means)” all of which remained in print throughout the 1880s,  though whether they brought him much income is less certain.  </w:t>
+      </w:r>
+    </w:p>
+    <w:p>
+      <w:pPr>
+        <w:pStyle w:val="Normal"/>
+        <w:rPr/>
+      </w:pPr>
+      <w:r>
+        <w:rPr/>
+      </w:r>
+    </w:p>
+    <w:p>
+      <w:pPr>
+        <w:pStyle w:val="Normal"/>
+        <w:rPr/>
+      </w:pPr>
+      <w:r>
+        <w:rPr/>
+        <w:t xml:space="preserve">In the 1881 census, the Pascoe family is registered at 2  Mayfield Villas, a recent development in Wandsworth </w:t>
+      </w:r>
+      <w:commentRangeStart w:id="4"/>
+      <w:r>
+        <w:rPr/>
+        <w:t>[22]</w:t>
+      </w:r>
+      <w:r>
+        <w:rPr/>
+      </w:r>
+      <w:commentRangeEnd w:id="4"/>
+      <w:r>
+        <w:commentReference w:id="4"/>
+      </w:r>
+      <w:r>
+        <w:rPr/>
+        <w:t xml:space="preserve"> </w:t>
+      </w:r>
+      <w:r>
+        <w:rPr/>
+        <w:t xml:space="preserve">Pascoe is described as a “Retired Civil Servant and Author”, born in Yeovil. His wife Jane C.,  daughter Ethel M.,  and son Charles C. are all in residence , as is a domestic servant called Mary Hart.   Ten years later, in the 1891 Census, although Pascoe himself is missing for some reason, his household  now includes a third child, Mary aged 9.  The family is still well enough off to employ a general servant, Kate Cooper, but has moved to 89 Hopton Road, a moderately sized Victorian semi which is still standing. The street is located a few minutes walk from Streatham railway station in one direction and from Streatham Common in the other. In Wandsworth, the Pascoes </w:t>
+      </w:r>
+      <w:r>
+        <w:rPr/>
+        <w:t>had</w:t>
+      </w:r>
+      <w:r>
+        <w:rPr/>
+        <w:t xml:space="preserve"> mixed with builders; here they are in prime commuter country,</w:t>
+      </w:r>
+    </w:p>
+    <w:p>
+      <w:pPr>
+        <w:pStyle w:val="Normal"/>
+        <w:rPr/>
+      </w:pPr>
+      <w:r>
+        <w:rPr/>
+      </w:r>
+    </w:p>
+    <w:p>
+      <w:pPr>
+        <w:pStyle w:val="Normal"/>
+        <w:rPr/>
+      </w:pPr>
+      <w:r>
+        <w:rPr/>
+        <w:t xml:space="preserve">At the turn of the century, in the 1901 census, the Pascoe family is registered at 22 Hopton Road, Streatham. His wife Jane, his oldest daughter Ethel, now aged 28,  his son Charles aged 24, and his daughter Mary, now aged 19  are all in residence. Pascoe is described as following “literary pursuits”, as are the two elder children. Also lodging with them is one Jose Lopez, a 20 year old “student” of Filippino origin: perhaps helping with the rent, and a domestic servant called Lizzie Edwards. </w:t>
+      </w:r>
+      <w:r>
+        <w:rPr/>
+        <w:t>S</w:t>
+      </w:r>
+      <w:r>
+        <w:rPr/>
+        <w:t>adly, number 22 is no longer in existence, though  many other reasonably imposing late Victorian houses are visible.</w:t>
+      </w:r>
+    </w:p>
+    <w:p>
+      <w:pPr>
+        <w:pStyle w:val="Normal"/>
+        <w:rPr/>
+      </w:pPr>
+      <w:r>
+        <w:rPr/>
+      </w:r>
+    </w:p>
+    <w:p>
+      <w:pPr>
+        <w:pStyle w:val="Normal"/>
+        <w:rPr/>
+      </w:pPr>
+      <w:r>
+        <w:rPr/>
+        <w:t xml:space="preserve">Pascoe was now an established producer of guide books </w:t>
+      </w:r>
+      <w:r>
+        <w:rPr/>
+        <w:t>and publicity materials</w:t>
+      </w:r>
+      <w:r>
+        <w:rPr/>
+        <w:t xml:space="preserve">.  </w:t>
+      </w:r>
+      <w:r>
+        <w:rPr/>
+        <w:t>R</w:t>
+      </w:r>
+      <w:r>
+        <w:rPr/>
+        <w:t xml:space="preserve">esorts such as Brighton, and a small collection of ancient towns served by the Northern </w:t>
+      </w:r>
+      <w:r>
+        <w:rPr/>
+        <w:t>R</w:t>
+      </w:r>
+      <w:r>
+        <w:rPr/>
+        <w:t xml:space="preserve">ailway as well as  ambitious destinations such as Paris and more unlikely venues such as York (re-imagined as the object of a quest to track down Dotheboys Hall ) were amongst places given the Pascoe treatment throughout the 80s and 90s. </w:t>
       </w:r>
     </w:p>
     <w:p>
@@ -1416,7 +1644,23 @@
       </w:pPr>
       <w:r>
         <w:rPr/>
-        <w:t>We know this because in 1906, at the age of 64, he made an application for financial assistance to the Royal Literary Fund.  His application[19] , dated 22 September 1906, makes rather depressing reading. Under the heading “Present means” he writes “</w:t>
+        <w:t>We know this because in 1906, at the age of 64, he made an application for financial assistance to the Royal Literary Fund.  His application[</w:t>
+      </w:r>
+      <w:commentRangeStart w:id="5"/>
+      <w:r>
+        <w:rPr/>
+        <w:t>19</w:t>
+      </w:r>
+      <w:r>
+        <w:rPr/>
+      </w:r>
+      <w:commentRangeEnd w:id="5"/>
+      <w:r>
+        <w:commentReference w:id="5"/>
+      </w:r>
+      <w:r>
+        <w:rPr/>
+        <w:t>] , dated 22 September 1906, makes rather depressing reading. Under the heading “Present means” he writes “</w:t>
       </w:r>
       <w:r>
         <w:rPr>
@@ -1494,11 +1738,27 @@
           <w:i/>
           <w:iCs/>
         </w:rPr>
-        <w:t xml:space="preserve">No. 10, Downing Street, Whitehall: Its History and Associations Large octavo (25 x 19cm), pp.[16] x; 344 [2]. With eight colour plates after illustrations by Flower, including a frontispiece; as wells as four sketches; six plans; and 40 black and white portraits of Prime Ministers.   </w:t>
-      </w:r>
-      <w:r>
-        <w:rPr/>
-        <w:t>He also experimented with new kinds of directory such as the 1909 C</w:t>
+        <w:t xml:space="preserve">No. 10, Downing Street, Whitehall: Its History and Associations … With eight colour plates after illustrations by Flower, including a frontispiece; as wells as four sketches; six plans; and 40 black and white portraits of Prime Ministers.   </w:t>
+      </w:r>
+      <w:r>
+        <w:rPr/>
+        <w:t xml:space="preserve">He also experimented with  </w:t>
+      </w:r>
+      <w:r>
+        <w:rPr/>
+        <w:t xml:space="preserve">another </w:t>
+      </w:r>
+      <w:r>
+        <w:rPr/>
+        <w:t xml:space="preserve"> kind of directory </w:t>
+      </w:r>
+      <w:r>
+        <w:rPr/>
+        <w:t xml:space="preserve">in the shape of the 1909 </w:t>
+      </w:r>
+      <w:r>
+        <w:rPr/>
+        <w:t xml:space="preserve"> C</w:t>
       </w:r>
       <w:r>
         <w:rPr>
@@ -1511,45 +1771,56 @@
           <w:i w:val="false"/>
           <w:iCs w:val="false"/>
         </w:rPr>
-        <w:t xml:space="preserve"> Again, this did not have the same success as some of his earlier ventures in data publishing.</w:t>
-      </w:r>
-    </w:p>
-    <w:p>
-      <w:pPr>
-        <w:pStyle w:val="Normal"/>
-        <w:rPr>
-          <w:i/>
-          <w:i/>
-        </w:rPr>
-      </w:pPr>
-      <w:r>
-        <w:rPr>
-          <w:i/>
-        </w:rPr>
-      </w:r>
-    </w:p>
-    <w:p>
-      <w:pPr>
-        <w:pStyle w:val="Normal"/>
-        <w:rPr>
-          <w:i w:val="false"/>
+        <w:t xml:space="preserve">  </w:t>
+      </w:r>
+      <w:r>
+        <w:rPr>
           <w:i w:val="false"/>
           <w:iCs w:val="false"/>
         </w:rPr>
-      </w:pPr>
+        <w:t>Neither seemed to</w:t>
+      </w:r>
       <w:r>
         <w:rPr>
           <w:i w:val="false"/>
           <w:iCs w:val="false"/>
         </w:rPr>
-        <w:t xml:space="preserve">In 1912, Pascoe’s son Charles Corbett (described as an “Advertising Agent”) and his wife Constance presented Pascoe with his first grandchild, Jean Marion, who was baptised on June 11th. [media/pascoe1912baptism.png] </w:t>
-      </w:r>
-    </w:p>
-    <w:p>
-      <w:pPr>
-        <w:pStyle w:val="Normal"/>
-        <w:rPr>
-          <w:i/>
+        <w:t xml:space="preserve"> have the same success as his earlier ventures in data publishing.</w:t>
+      </w:r>
+    </w:p>
+    <w:p>
+      <w:pPr>
+        <w:pStyle w:val="Normal"/>
+        <w:rPr>
+          <w:i/>
+        </w:rPr>
+      </w:pPr>
+      <w:r>
+        <w:rPr>
+          <w:i/>
+        </w:rPr>
+      </w:r>
+    </w:p>
+    <w:p>
+      <w:pPr>
+        <w:pStyle w:val="Normal"/>
+        <w:rPr>
+          <w:i w:val="false"/>
+          <w:iCs w:val="false"/>
+        </w:rPr>
+      </w:pPr>
+      <w:r>
+        <w:rPr>
+          <w:i w:val="false"/>
+          <w:iCs w:val="false"/>
+        </w:rPr>
+        <w:t xml:space="preserve">In 1912, Pascoe’s son Charles Corbett (described as an “Advertising Agent”) and his wife Constance presented Pascoe with his first grandchild, Jean Marion, who was baptised on June 11th. </w:t>
+      </w:r>
+    </w:p>
+    <w:p>
+      <w:pPr>
+        <w:pStyle w:val="Normal"/>
+        <w:rPr>
           <w:i/>
         </w:rPr>
       </w:pPr>
@@ -1585,7 +1856,15 @@
       </w:pPr>
       <w:r>
         <w:rPr/>
-        <w:t xml:space="preserve">Pascoe died here in November 1912. The probate record, dated January 13, shows that his estate, comprising effects with a total value of £88 15s 9d , was inherited by his widow, Jane Catherine Pascoe. [20]  If we are to believe the newspaper accounts, his death was precipitated by the barking of a neighbour’s dog. The </w:t>
+        <w:t xml:space="preserve">Pascoe died </w:t>
+      </w:r>
+      <w:r>
+        <w:rPr/>
+        <w:t>unexpectedly</w:t>
+      </w:r>
+      <w:r>
+        <w:rPr/>
+        <w:t xml:space="preserve"> in November 1912.   If we are to believe the newspaper accounts, his death was precipitated by the barking of a neighbour’s dog. The </w:t>
       </w:r>
       <w:r>
         <w:rPr>
@@ -1596,7 +1875,47 @@
       </w:r>
       <w:r>
         <w:rPr/>
-        <w:t xml:space="preserve"> gives a detailed account, which constitutes the only obituary notice I have been able to find. [21]  Several other provincial papers picked up the story, and gave it a paragraph or two [22], but there does not seem to have been any formal notice in the national press, beyond the official record in the Westminster Gazette (12 Nov 1912).  Pascoe’s name seems to have disappeared from history as thoroughly as the world he inhabited. </w:t>
+        <w:t xml:space="preserve"> gives a detailed account, which constitutes the only obituary notice I have been able to find.   Several other provincial papers picked up the story, and gave it a paragraph or two [</w:t>
+      </w:r>
+      <w:commentRangeStart w:id="6"/>
+      <w:r>
+        <w:rPr/>
+        <w:t>22],</w:t>
+      </w:r>
+      <w:r>
+        <w:rPr/>
+      </w:r>
+      <w:commentRangeEnd w:id="6"/>
+      <w:r>
+        <w:commentReference w:id="6"/>
+      </w:r>
+      <w:r>
+        <w:rPr/>
+        <w:t xml:space="preserve"> but there does not seem to have been any formal notice in the national press, beyond the official record in the Westminster Gazette (12 Nov 1912).  The probate record, dated January 13, shows that his estate, comprising effects with a total value of £88 15s 9d , was inherited by his widow, </w:t>
+      </w:r>
+      <w:r>
+        <w:rPr/>
+        <w:t>but</w:t>
+      </w:r>
+      <w:r>
+        <w:rPr/>
+        <w:t xml:space="preserve"> Pascoe’s name seems to have disappeared from history as </w:t>
+      </w:r>
+      <w:r>
+        <w:rPr/>
+        <w:t>complete</w:t>
+      </w:r>
+      <w:r>
+        <w:rPr/>
+        <w:t xml:space="preserve">ly as the world he </w:t>
+      </w:r>
+      <w:r>
+        <w:rPr/>
+        <w:t>once</w:t>
+      </w:r>
+      <w:r>
+        <w:rPr/>
+        <w:t xml:space="preserve"> inhabited. </w:t>
       </w:r>
     </w:p>
     <w:p>
@@ -1618,6 +1937,10 @@
       </w:r>
     </w:p>
     <w:sectPr>
+      <w:endnotePr>
+        <w:pos w:val="sectEnd"/>
+        <w:numFmt w:val="lowerRoman"/>
+      </w:endnotePr>
       <w:type w:val="nextPage"/>
       <w:pgSz w:w="12240" w:h="15840"/>
       <w:pgMar w:left="1134" w:right="1134" w:gutter="0" w:header="0" w:top="1134" w:footer="0" w:bottom="1134"/>
@@ -1631,13 +1954,16 @@
 </file>
 
 <file path=word/comments.xml><?xml version="1.0" encoding="utf-8"?>
-<w:comments xmlns:o="urn:schemas-microsoft-com:office:office" xmlns:r="http://schemas.openxmlformats.org/officeDocument/2006/relationships" xmlns:v="urn:schemas-microsoft-com:vml" xmlns:w="http://schemas.openxmlformats.org/wordprocessingml/2006/main" xmlns:w10="urn:schemas-microsoft-com:office:word" xmlns:wp="http://schemas.openxmlformats.org/drawingml/2006/wordprocessingDrawing" xmlns:wps="http://schemas.microsoft.com/office/word/2010/wordprocessingShape" xmlns:wpg="http://schemas.microsoft.com/office/word/2010/wordprocessingGroup" xmlns:mc="http://schemas.openxmlformats.org/markup-compatibility/2006" xmlns:wp14="http://schemas.microsoft.com/office/word/2010/wordprocessingDrawing" xmlns:w14="http://schemas.microsoft.com/office/word/2010/wordml" xmlns:w15="http://schemas.microsoft.com/office/word/2012/wordml" mc:Ignorable="w14 wp14 w15">
+<w:comments xmlns:o="urn:schemas-microsoft-com:office:office" xmlns:r="http://schemas.openxmlformats.org/officeDocument/2006/relationships" xmlns:v="urn:schemas-microsoft-com:vml" xmlns:w="http://schemas.openxmlformats.org/wordprocessingml/2006/main" xmlns:w10="urn:schemas-microsoft-com:office:word" xmlns:wp="http://schemas.openxmlformats.org/drawingml/2006/wordprocessingDrawing" xmlns:pic="http://schemas.openxmlformats.org/drawingml/2006/picture" xmlns:wps="http://schemas.microsoft.com/office/word/2010/wordprocessingShape" xmlns:wpg="http://schemas.microsoft.com/office/word/2010/wordprocessingGroup" xmlns:mc="http://schemas.openxmlformats.org/markup-compatibility/2006" xmlns:wp14="http://schemas.microsoft.com/office/word/2010/wordprocessingDrawing" xmlns:w14="http://schemas.microsoft.com/office/word/2010/wordml" xmlns:w15="http://schemas.microsoft.com/office/word/2012/wordml" mc:Ignorable="w14 wp14 w15">
   <w:comment w:id="0" w:author="Unknown Author" w:date="2026-05-26T13:26:02Z" w:initials="">
     <w:p>
       <w:pPr>
-        <w:overflowPunct w:val="true"/>
-        <w:rPr/>
-      </w:pPr>
+        <w:overflowPunct w:val="false"/>
+        <w:rPr/>
+      </w:pPr>
+      <w:r>
+        <w:annotationRef/>
+      </w:r>
       <w:r>
         <w:rPr>
           <w:rFonts w:eastAsia="DejaVu Sans" w:cs="Noto Sans Arabic"/>
@@ -1648,7 +1974,7 @@
       </w:r>
       <w:r>
         <w:rPr>
-          <w:rFonts w:ascii="Liberation Serif" w:hAnsi="Liberation Serif" w:eastAsia="Noto Serif CJK SC" w:cs="Noto Sans Devanagari"/>
+          <w:rFonts w:eastAsia="Noto Serif CJK SC" w:cs="Noto Sans Devanagari" w:ascii="Liberation Serif" w:hAnsi="Liberation Serif"/>
           <w:color w:val="auto"/>
           <w:kern w:val="2"/>
           <w:sz w:val="24"/>
@@ -1670,20 +1996,172 @@
   <w:comment w:id="1" w:author="Unknown Author" w:date="2026-05-26T13:30:41Z" w:initials="">
     <w:p>
       <w:pPr>
-        <w:overflowPunct w:val="true"/>
-        <w:rPr/>
-      </w:pPr>
+        <w:overflowPunct w:val="false"/>
+        <w:rPr/>
+      </w:pPr>
+      <w:r>
+        <w:annotationRef/>
+      </w:r>
       <w:r>
         <w:rPr>
           <w:rFonts w:eastAsia="DejaVu Sans" w:cs="Noto Sans Arabic"/>
           <w:kern w:val="0"/>
           <w:lang w:val="en-US" w:eastAsia="en-US" w:bidi="en-US"/>
         </w:rPr>
-        <w:t>Census entries mentioning the Pascoe family are available for 1841, 1851, 1881, 1891, and 1901</w:t>
+        <w:t>Census entries mentioning the Pascoe family are available for 1841, 1851, 1881, 1891, and 1901. I have so far been unable to find them in the 1861 or 1871 lists.</w:t>
+      </w:r>
+    </w:p>
+  </w:comment>
+  <w:comment w:id="2" w:author="Unknown Author" w:date="2026-07-16T18:46:23Z" w:initials="">
+    <w:p>
+      <w:pPr>
+        <w:overflowPunct w:val="false"/>
+        <w:rPr/>
+      </w:pPr>
+      <w:r>
+        <w:annotationRef/>
+      </w:r>
+      <w:r>
+        <w:rPr>
+          <w:rFonts w:cs="Noto Sans Arabic" w:eastAsia="DejaVu Sans"/>
+          <w:kern w:val="0"/>
+          <w:lang w:bidi="en-US" w:eastAsia="en-US" w:val="en-US"/>
+        </w:rPr>
+        <w:t>PO Directory</w:t>
+      </w:r>
+    </w:p>
+  </w:comment>
+  <w:comment w:id="3" w:author="Unknown Author" w:date="2026-07-16T21:46:04Z" w:initials="">
+    <w:p>
+      <w:pPr>
+        <w:overflowPunct w:val="false"/>
+        <w:rPr/>
+      </w:pPr>
+      <w:r>
+        <w:annotationRef/>
+      </w:r>
+      <w:r>
+        <w:rPr>
+          <w:rFonts w:cs="Noto Sans Arabic" w:eastAsia="DejaVu Sans"/>
+          <w:kern w:val="0"/>
+          <w:lang w:bidi="en-US" w:eastAsia="en-US" w:val="en-US"/>
+        </w:rPr>
+        <w:t>The original articles appeared in the “Leisure Hour“ throughout 1879: see details in https://lb42.github.io/CEP-bib.html</w:t>
+      </w:r>
+    </w:p>
+  </w:comment>
+  <w:comment w:id="4" w:author="Unknown Author" w:date="2026-07-16T21:43:52Z" w:initials="">
+    <w:p>
+      <w:pPr>
+        <w:overflowPunct w:val="false"/>
+        <w:autoSpaceDE w:val="false"/>
+        <w:bidi w:val="0"/>
+        <w:spacing w:before="0" w:after="0"/>
+        <w:jc w:val="left"/>
+        <w:rPr/>
+      </w:pPr>
+      <w:r>
+        <w:annotationRef/>
+      </w:r>
+      <w:r>
+        <w:rPr>
+          <w:rFonts w:ascii="Liberation Serif;Times New Roman" w:hAnsi="Liberation Serif;Times New Roman" w:eastAsia="Noto Serif CJK SC" w:cs="Liberation Serif;Times New Roman"/>
+          <w:color w:val="auto"/>
+          <w:kern w:val="2"/>
+          <w:sz w:val="24"/>
+          <w:szCs w:val="24"/>
+          <w:lang w:val="en-GB" w:eastAsia="zh-CN" w:bidi="en-GB"/>
+        </w:rPr>
+        <w:t xml:space="preserve"> See Keith Bailey’s “The Building of the Southfields Grid” (Wandsworth Historical Society Paper 12), 2003.</w:t>
+      </w:r>
+    </w:p>
+  </w:comment>
+  <w:comment w:id="5" w:author="Unknown Author" w:date="2026-07-16T21:34:36Z" w:initials="">
+    <w:p>
+      <w:pPr>
+        <w:overflowPunct w:val="false"/>
+        <w:rPr/>
+      </w:pPr>
+      <w:r>
+        <w:annotationRef/>
+      </w:r>
+      <w:r>
+        <w:rPr>
+          <w:rFonts w:cs="Noto Sans Arabic" w:eastAsia="DejaVu Sans"/>
+          <w:kern w:val="0"/>
+          <w:lang w:bidi="en-US" w:eastAsia="en-US" w:val="en-US"/>
+        </w:rPr>
+        <w:t>A digitized scan of the application, along with supporting letters, and much annotation  is included in Gale’s “Nineteenth Century Collection Online”  (</w:t>
+      </w:r>
+      <w:r>
+        <w:rPr>
+          <w:rFonts w:ascii="Liberation Serif" w:hAnsi="Liberation Serif" w:eastAsia="Noto Serif CJK SC" w:cs="Noto Sans Devanagari"/>
+          <w:color w:val="000000"/>
+          <w:kern w:val="2"/>
+          <w:sz w:val="20"/>
+          <w:szCs w:val="20"/>
+          <w:lang w:val="en-GB" w:eastAsia="zh-CN" w:bidi="hi-IN"/>
+        </w:rPr>
+        <w:t xml:space="preserve">Archives of the Royal Literary Fund 2739. World Microfilms.) </w:t>
+      </w:r>
+    </w:p>
+  </w:comment>
+  <w:comment w:id="6" w:author="Unknown Author" w:date="2026-07-16T21:40:21Z" w:initials="">
+    <w:p>
+      <w:pPr>
+        <w:overflowPunct w:val="false"/>
+        <w:rPr/>
+      </w:pPr>
+      <w:r>
+        <w:annotationRef/>
+      </w:r>
+      <w:r>
+        <w:rPr>
+          <w:rFonts w:cs="Noto Sans Arabic" w:eastAsia="DejaVu Sans"/>
+          <w:kern w:val="0"/>
+          <w:lang w:bidi="en-US" w:eastAsia="en-US" w:val="en-US"/>
+        </w:rPr>
+        <w:t>A transcription of these reports is available from https://lb42.github.io/Pascoe/CEP-death.html</w:t>
       </w:r>
     </w:p>
   </w:comment>
 </w:comments>
+</file>
+
+<file path=word/endnotes.xml><?xml version="1.0" encoding="utf-8"?>
+<w:endnotes xmlns:o="urn:schemas-microsoft-com:office:office" xmlns:r="http://schemas.openxmlformats.org/officeDocument/2006/relationships" xmlns:v="urn:schemas-microsoft-com:vml" xmlns:w="http://schemas.openxmlformats.org/wordprocessingml/2006/main" xmlns:w10="urn:schemas-microsoft-com:office:word" xmlns:wp="http://schemas.openxmlformats.org/drawingml/2006/wordprocessingDrawing" xmlns:pic="http://schemas.openxmlformats.org/drawingml/2006/picture" xmlns:wps="http://schemas.microsoft.com/office/word/2010/wordprocessingShape" xmlns:wpg="http://schemas.microsoft.com/office/word/2010/wordprocessingGroup" xmlns:mc="http://schemas.openxmlformats.org/markup-compatibility/2006" xmlns:wp14="http://schemas.microsoft.com/office/word/2010/wordprocessingDrawing" xmlns:w14="http://schemas.microsoft.com/office/word/2010/wordml" xmlns:w15="http://schemas.microsoft.com/office/word/2012/wordml" mc:Ignorable="w14 wp14 w15">
+  <w:endnote w:id="0" w:type="separator">
+    <w:p>
+      <w:r>
+        <w:separator/>
+      </w:r>
+    </w:p>
+  </w:endnote>
+  <w:endnote w:id="1" w:type="continuationSeparator">
+    <w:p>
+      <w:r>
+        <w:continuationSeparator/>
+      </w:r>
+    </w:p>
+  </w:endnote>
+  <w:endnote w:id="2">
+    <w:p>
+      <w:pPr>
+        <w:pStyle w:val="EndnoteText"/>
+        <w:rPr/>
+      </w:pPr>
+      <w:r>
+        <w:rPr>
+          <w:rStyle w:val="EndnoteCharacters"/>
+        </w:rPr>
+        <w:endnoteRef/>
+      </w:r>
+      <w:r>
+        <w:rPr/>
+      </w:r>
+    </w:p>
+  </w:endnote>
+</w:endnotes>
 </file>
 
 <file path=word/numbering.xml><?xml version="1.0" encoding="utf-8"?>
@@ -1694,12 +2172,12 @@
       <w:numFmt w:val="none"/>
       <w:suff w:val="nothing"/>
       <w:lvlText w:val="%1"/>
-      <w:lvlJc w:val="start"/>
+      <w:lvlJc w:val="left"/>
       <w:pPr>
         <w:tabs>
           <w:tab w:val="num" w:pos="0"/>
         </w:tabs>
-        <w:ind w:start="0" w:hanging="0"/>
+        <w:ind w:left="0" w:hanging="0"/>
       </w:pPr>
       <w:rPr/>
     </w:lvl>
@@ -1708,12 +2186,12 @@
       <w:numFmt w:val="none"/>
       <w:suff w:val="nothing"/>
       <w:lvlText w:val="%2"/>
-      <w:lvlJc w:val="start"/>
+      <w:lvlJc w:val="left"/>
       <w:pPr>
         <w:tabs>
           <w:tab w:val="num" w:pos="0"/>
         </w:tabs>
-        <w:ind w:start="0" w:hanging="0"/>
+        <w:ind w:left="0" w:hanging="0"/>
       </w:pPr>
       <w:rPr/>
     </w:lvl>
@@ -1722,12 +2200,12 @@
       <w:numFmt w:val="none"/>
       <w:suff w:val="nothing"/>
       <w:lvlText w:val="%3"/>
-      <w:lvlJc w:val="start"/>
+      <w:lvlJc w:val="left"/>
       <w:pPr>
         <w:tabs>
           <w:tab w:val="num" w:pos="0"/>
         </w:tabs>
-        <w:ind w:start="0" w:hanging="0"/>
+        <w:ind w:left="0" w:hanging="0"/>
       </w:pPr>
       <w:rPr/>
     </w:lvl>
@@ -1736,12 +2214,12 @@
       <w:numFmt w:val="none"/>
       <w:suff w:val="nothing"/>
       <w:lvlText w:val="%4"/>
-      <w:lvlJc w:val="start"/>
+      <w:lvlJc w:val="left"/>
       <w:pPr>
         <w:tabs>
           <w:tab w:val="num" w:pos="0"/>
         </w:tabs>
-        <w:ind w:start="0" w:hanging="0"/>
+        <w:ind w:left="0" w:hanging="0"/>
       </w:pPr>
       <w:rPr/>
     </w:lvl>
@@ -1750,12 +2228,12 @@
       <w:numFmt w:val="none"/>
       <w:suff w:val="nothing"/>
       <w:lvlText w:val="%5"/>
-      <w:lvlJc w:val="start"/>
+      <w:lvlJc w:val="left"/>
       <w:pPr>
         <w:tabs>
           <w:tab w:val="num" w:pos="0"/>
         </w:tabs>
-        <w:ind w:start="0" w:hanging="0"/>
+        <w:ind w:left="0" w:hanging="0"/>
       </w:pPr>
       <w:rPr/>
     </w:lvl>
@@ -1764,12 +2242,12 @@
       <w:numFmt w:val="none"/>
       <w:suff w:val="nothing"/>
       <w:lvlText w:val="%6"/>
-      <w:lvlJc w:val="start"/>
+      <w:lvlJc w:val="left"/>
       <w:pPr>
         <w:tabs>
           <w:tab w:val="num" w:pos="0"/>
         </w:tabs>
-        <w:ind w:start="0" w:hanging="0"/>
+        <w:ind w:left="0" w:hanging="0"/>
       </w:pPr>
       <w:rPr/>
     </w:lvl>
@@ -1778,12 +2256,12 @@
       <w:numFmt w:val="none"/>
       <w:suff w:val="nothing"/>
       <w:lvlText w:val="%7"/>
-      <w:lvlJc w:val="start"/>
+      <w:lvlJc w:val="left"/>
       <w:pPr>
         <w:tabs>
           <w:tab w:val="num" w:pos="0"/>
         </w:tabs>
-        <w:ind w:start="0" w:hanging="0"/>
+        <w:ind w:left="0" w:hanging="0"/>
       </w:pPr>
       <w:rPr/>
     </w:lvl>
@@ -1792,12 +2270,12 @@
       <w:numFmt w:val="none"/>
       <w:suff w:val="nothing"/>
       <w:lvlText w:val="%8"/>
-      <w:lvlJc w:val="start"/>
+      <w:lvlJc w:val="left"/>
       <w:pPr>
         <w:tabs>
           <w:tab w:val="num" w:pos="0"/>
         </w:tabs>
-        <w:ind w:start="0" w:hanging="0"/>
+        <w:ind w:left="0" w:hanging="0"/>
       </w:pPr>
       <w:rPr/>
     </w:lvl>
@@ -1806,12 +2284,12 @@
       <w:numFmt w:val="none"/>
       <w:suff w:val="nothing"/>
       <w:lvlText w:val="%9"/>
-      <w:lvlJc w:val="start"/>
+      <w:lvlJc w:val="left"/>
       <w:pPr>
         <w:tabs>
           <w:tab w:val="num" w:pos="0"/>
         </w:tabs>
-        <w:ind w:start="0" w:hanging="0"/>
+        <w:ind w:left="0" w:hanging="0"/>
       </w:pPr>
       <w:rPr/>
     </w:lvl>
@@ -1822,12 +2300,12 @@
       <w:numFmt w:val="none"/>
       <w:suff w:val="nothing"/>
       <w:lvlText w:val=""/>
-      <w:lvlJc w:val="start"/>
+      <w:lvlJc w:val="left"/>
       <w:pPr>
         <w:tabs>
           <w:tab w:val="num" w:pos="0"/>
         </w:tabs>
-        <w:ind w:start="0" w:hanging="0"/>
+        <w:ind w:left="0" w:hanging="0"/>
       </w:pPr>
     </w:lvl>
     <w:lvl w:ilvl="1">
@@ -1835,12 +2313,12 @@
       <w:numFmt w:val="none"/>
       <w:suff w:val="nothing"/>
       <w:lvlText w:val=""/>
-      <w:lvlJc w:val="start"/>
+      <w:lvlJc w:val="left"/>
       <w:pPr>
         <w:tabs>
           <w:tab w:val="num" w:pos="0"/>
         </w:tabs>
-        <w:ind w:start="0" w:hanging="0"/>
+        <w:ind w:left="0" w:hanging="0"/>
       </w:pPr>
     </w:lvl>
     <w:lvl w:ilvl="2">
@@ -1848,12 +2326,12 @@
       <w:numFmt w:val="none"/>
       <w:suff w:val="nothing"/>
       <w:lvlText w:val=""/>
-      <w:lvlJc w:val="start"/>
+      <w:lvlJc w:val="left"/>
       <w:pPr>
         <w:tabs>
           <w:tab w:val="num" w:pos="0"/>
         </w:tabs>
-        <w:ind w:start="0" w:hanging="0"/>
+        <w:ind w:left="0" w:hanging="0"/>
       </w:pPr>
     </w:lvl>
     <w:lvl w:ilvl="3">
@@ -1861,12 +2339,12 @@
       <w:numFmt w:val="none"/>
       <w:suff w:val="nothing"/>
       <w:lvlText w:val=""/>
-      <w:lvlJc w:val="start"/>
+      <w:lvlJc w:val="left"/>
       <w:pPr>
         <w:tabs>
           <w:tab w:val="num" w:pos="0"/>
         </w:tabs>
-        <w:ind w:start="0" w:hanging="0"/>
+        <w:ind w:left="0" w:hanging="0"/>
       </w:pPr>
     </w:lvl>
     <w:lvl w:ilvl="4">
@@ -1874,12 +2352,12 @@
       <w:numFmt w:val="none"/>
       <w:suff w:val="nothing"/>
       <w:lvlText w:val=""/>
-      <w:lvlJc w:val="start"/>
+      <w:lvlJc w:val="left"/>
       <w:pPr>
         <w:tabs>
           <w:tab w:val="num" w:pos="0"/>
         </w:tabs>
-        <w:ind w:start="0" w:hanging="0"/>
+        <w:ind w:left="0" w:hanging="0"/>
       </w:pPr>
     </w:lvl>
     <w:lvl w:ilvl="5">
@@ -1887,12 +2365,12 @@
       <w:numFmt w:val="none"/>
       <w:suff w:val="nothing"/>
       <w:lvlText w:val=""/>
-      <w:lvlJc w:val="start"/>
+      <w:lvlJc w:val="left"/>
       <w:pPr>
         <w:tabs>
           <w:tab w:val="num" w:pos="0"/>
         </w:tabs>
-        <w:ind w:start="0" w:hanging="0"/>
+        <w:ind w:left="0" w:hanging="0"/>
       </w:pPr>
     </w:lvl>
     <w:lvl w:ilvl="6">
@@ -1900,12 +2378,12 @@
       <w:numFmt w:val="none"/>
       <w:suff w:val="nothing"/>
       <w:lvlText w:val=""/>
-      <w:lvlJc w:val="start"/>
+      <w:lvlJc w:val="left"/>
       <w:pPr>
         <w:tabs>
           <w:tab w:val="num" w:pos="0"/>
         </w:tabs>
-        <w:ind w:start="0" w:hanging="0"/>
+        <w:ind w:left="0" w:hanging="0"/>
       </w:pPr>
     </w:lvl>
     <w:lvl w:ilvl="7">
@@ -1913,12 +2391,12 @@
       <w:numFmt w:val="none"/>
       <w:suff w:val="nothing"/>
       <w:lvlText w:val=""/>
-      <w:lvlJc w:val="start"/>
+      <w:lvlJc w:val="left"/>
       <w:pPr>
         <w:tabs>
           <w:tab w:val="num" w:pos="0"/>
         </w:tabs>
-        <w:ind w:start="0" w:hanging="0"/>
+        <w:ind w:left="0" w:hanging="0"/>
       </w:pPr>
     </w:lvl>
     <w:lvl w:ilvl="8">
@@ -1926,12 +2404,12 @@
       <w:numFmt w:val="none"/>
       <w:suff w:val="nothing"/>
       <w:lvlText w:val=""/>
-      <w:lvlJc w:val="start"/>
+      <w:lvlJc w:val="left"/>
       <w:pPr>
         <w:tabs>
           <w:tab w:val="num" w:pos="0"/>
         </w:tabs>
-        <w:ind w:start="0" w:hanging="0"/>
+        <w:ind w:left="0" w:hanging="0"/>
       </w:pPr>
     </w:lvl>
   </w:abstractNum>
@@ -1968,10 +2446,10 @@
     <w:pPr>
       <w:widowControl/>
       <w:suppressAutoHyphens w:val="true"/>
-      <w:overflowPunct w:val="false"/>
+      <w:overflowPunct w:val="true"/>
       <w:bidi w:val="0"/>
       <w:spacing w:before="0" w:after="0"/>
-      <w:jc w:val="start"/>
+      <w:jc w:val="left"/>
     </w:pPr>
     <w:rPr>
       <w:rFonts w:ascii="Liberation Serif" w:hAnsi="Liberation Serif" w:eastAsia="Noto Serif CJK SC" w:cs="Noto Sans Devanagari"/>
@@ -1983,7 +2461,7 @@
     </w:rPr>
   </w:style>
   <w:style w:type="paragraph" w:styleId="Heading1">
-    <w:name w:val="Heading 1"/>
+    <w:name w:val="heading 1"/>
     <w:basedOn w:val="Heading"/>
     <w:next w:val="BodyText"/>
     <w:qFormat/>
@@ -2022,6 +2500,28 @@
     <w:qFormat/>
     <w:rPr/>
   </w:style>
+  <w:style w:type="character" w:styleId="EndnoteCharacters">
+    <w:name w:val="Endnote Characters"/>
+    <w:qFormat/>
+    <w:rPr/>
+  </w:style>
+  <w:style w:type="character" w:styleId="EndnoteReference">
+    <w:name w:val="endnote reference"/>
+    <w:rPr>
+      <w:vertAlign w:val="superscript"/>
+    </w:rPr>
+  </w:style>
+  <w:style w:type="character" w:styleId="FootnoteReference">
+    <w:name w:val="footnote reference"/>
+    <w:rPr>
+      <w:vertAlign w:val="superscript"/>
+    </w:rPr>
+  </w:style>
+  <w:style w:type="character" w:styleId="FootnoteCharacters">
+    <w:name w:val="Footnote Characters"/>
+    <w:qFormat/>
+    <w:rPr/>
+  </w:style>
   <w:style w:type="paragraph" w:styleId="Heading">
     <w:name w:val="Heading"/>
     <w:basedOn w:val="Normal"/>
@@ -2054,7 +2554,7 @@
     </w:rPr>
   </w:style>
   <w:style w:type="paragraph" w:styleId="Caption">
-    <w:name w:val="Caption"/>
+    <w:name w:val="caption"/>
     <w:basedOn w:val="Normal"/>
     <w:qFormat/>
     <w:pPr>
@@ -2095,8 +2595,8 @@
       <w:szCs w:val="56"/>
     </w:rPr>
   </w:style>
-  <w:style w:type="paragraph" w:styleId="FrameContents">
-    <w:name w:val="Frame Contents"/>
+  <w:style w:type="paragraph" w:styleId="FrameContentsuser">
+    <w:name w:val="Frame Contents (user)"/>
     <w:basedOn w:val="Normal"/>
     <w:qFormat/>
     <w:pPr/>
@@ -2107,6 +2607,18 @@
     <w:basedOn w:val="Normal"/>
     <w:qFormat/>
     <w:pPr/>
+    <w:rPr>
+      <w:sz w:val="20"/>
+      <w:szCs w:val="20"/>
+    </w:rPr>
+  </w:style>
+  <w:style w:type="paragraph" w:styleId="EndnoteText">
+    <w:name w:val="endnote text"/>
+    <w:basedOn w:val="Normal"/>
+    <w:pPr>
+      <w:suppressLineNumbers/>
+      <w:ind w:hanging="340" w:left="340"/>
+    </w:pPr>
     <w:rPr>
       <w:sz w:val="20"/>
       <w:szCs w:val="20"/>
